--- a/docs/03_Lessons_Learned.docx
+++ b/docs/03_Lessons_Learned.docx
@@ -1041,7 +1041,7 @@
     </w:p>
     <w:p>
       <w:r>
-        <w:t>The most powerful architectural insight for the Data Atlas was that SDA3 is the universal pivot format in IRIS for Health. Every external format (HL7 v2, FHIR R4, CDA, X12) maps through SDA3. This means field-level mappings can be pre-computed as a three-column join: Source -&gt; SDA3 -&gt; Target. Any format pair can be traced by chaining two half-maps through SDA3.</w:t>
+        <w:t>The most powerful architectural insight for the Transformation and Mapping Catalog was that SDA3 is the universal pivot format in IRIS for Health. Every external format (HL7 v2, FHIR R4, CDA, X12) maps through SDA3. This means field-level mappings can be pre-computed as a three-column join: Source -&gt; SDA3 -&gt; Target. Any format pair can be traced by chaining two half-maps through SDA3.</w:t>
       </w:r>
     </w:p>
     <w:p>
@@ -1093,7 +1093,7 @@
           <w:color w:val="666666"/>
           <w:sz w:val="18"/>
         </w:rPr>
-        <w:t>Figure: Data Atlas showing the SDA3 pivot pattern: HL7 v2 fields map into SDA3, SDA3 maps out to FHIR R4</w:t>
+        <w:t>Figure: Transformation and Mapping Catalog showing the SDA3 pivot pattern: HL7 v2 fields map into SDA3, SDA3 maps out to FHIR R4</w:t>
       </w:r>
     </w:p>
     <w:p/>

--- a/docs/03_Lessons_Learned.docx
+++ b/docs/03_Lessons_Learned.docx
@@ -46,7 +46,7 @@
           <w:color w:val="999999"/>
           <w:sz w:val="20"/>
         </w:rPr>
-        <w:t>Version 1.0 | May 2026 | InterSystems AI Hub</w:t>
+        <w:t>Version 2.0 | May 2026 | InterSystems AI Hub</w:t>
       </w:r>
     </w:p>
     <w:p>
@@ -64,7 +64,12 @@
     </w:p>
     <w:p>
       <w:r>
-        <w:t>This document captures the key lessons learned during the experimental build of the Agentic Health Interoperability project on InterSystems IRIS for Health 2026.2 with the %AI Framework (build 162.0). These findings cover framework bugs, performance optimizations using Vector Search, and strategies for reducing token consumption and improving response speed.</w:t>
+        <w:t>This document captures the key lessons learned during the experimental build of the Agentic Health Interoperability project on InterSystems IRIS for Health 2026.2 with the %AI Framework (build 162.0). These findings cover framework bugs that required application-level extensions, performance optimizations using Vector Search, and strategies for reducing token consumption and improving response speed.</w:t>
+      </w:r>
+    </w:p>
+    <w:p>
+      <w:r>
+        <w:t>The solution is built entirely on the %AI Framework primitives (Agent, MCP, ToolSet, Tool, Skill, KnowledgeBase). Where we extended the framework, it was to work around specific bugs -- not to replace framework functionality. These extensions are documented here as recommendations for InterSystems to address in future framework releases.</w:t>
       </w:r>
     </w:p>
     <w:p>
@@ -77,7 +82,12 @@
         <w:pStyle w:val="Heading1"/>
       </w:pPr>
       <w:r>
-        <w:t>2. Bugs in the %AI Framework</w:t>
+        <w:t>2. %AI Framework Bugs and Extensions</w:t>
+      </w:r>
+    </w:p>
+    <w:p>
+      <w:r>
+        <w:t>During development, we encountered three bugs in the %AI Framework that required application-level workarounds. In each case, the framework classes are untouched -- we built extension classes that work around the issues.</w:t>
       </w:r>
     </w:p>
     <w:p>
@@ -100,7 +110,7 @@
     </w:p>
     <w:p>
       <w:r>
-        <w:t>Workaround: Created AgenticInterop.Skill.Base that overrides %OnNew to serialize the DynamicObject to a JSON string before the $ZF call using literal macro values (IrisLLMLibrary=1042, LLMBUILDSKILLFROMJSON=66).</w:t>
+        <w:t>Extension: Created AgenticInterop.Skill.Base that overrides %OnNew to serialize the DynamicObject to a JSON string before the $ZF call using literal macro values (IrisLLMLibrary=1042, LLMBUILDSKILLFROMJSON=66). All 12 skills extend this base class instead of %AI.Agent.Skill directly.</w:t>
       </w:r>
     </w:p>
     <w:p>
@@ -133,7 +143,12 @@
     </w:p>
     <w:p>
       <w:r>
-        <w:t>Workaround: Use Anthropic direct (not via Bedrock) as the runtime LLM provider.</w:t>
+        <w:t>Extension: Switched the runtime LLM provider from Bedrock to Anthropic direct. The same agent, tools, and skills work correctly -- only the connection configuration changes. No code modifications required.</w:t>
+      </w:r>
+    </w:p>
+    <w:p>
+      <w:r>
+        <w:t>Recommendation: Investigate the Rust LLM bridge's Bedrock Converse API integration. WRC ticket recommended.</w:t>
       </w:r>
     </w:p>
     <w:p>
@@ -141,7 +156,35 @@
         <w:pStyle w:val="Heading2"/>
       </w:pPr>
       <w:r>
-        <w:t>2.3 ISSUE: %FromJSON Instance Method Returns Empty String</w:t>
+        <w:t>2.3 Extension: ToolFilter Policy (Framework Tool Cleanup)</w:t>
+      </w:r>
+    </w:p>
+    <w:p>
+      <w:r>
+        <w:t>Severity: Performance (wastes ~5K tokens per request)</w:t>
+      </w:r>
+    </w:p>
+    <w:p>
+      <w:r>
+        <w:t>The %AI Framework exposes default tools (FileSystem, SQL, ShellTools) that are irrelevant for healthcare interoperability tasks. These tools consume LLM tokens and can cause the model to make irrelevant tool calls.</w:t>
+      </w:r>
+    </w:p>
+    <w:p>
+      <w:r>
+        <w:t>Extension: AgenticInterop.Policy.ToolFilter strips framework-default tools before each LLM call, reducing the catalog from 57 to 42 tools.</w:t>
+      </w:r>
+    </w:p>
+    <w:p>
+      <w:r>
+        <w:t>Recommendation: Add a ToolFilter-like policy to the %AI Framework defaults, or provide an opt-in mechanism for framework tools.</w:t>
+      </w:r>
+    </w:p>
+    <w:p>
+      <w:pPr>
+        <w:pStyle w:val="Heading2"/>
+      </w:pPr>
+      <w:r>
+        <w:t>2.4 ISSUE: %FromJSON Instance Method Returns Empty String</w:t>
       </w:r>
     </w:p>
     <w:p>
@@ -164,7 +207,7 @@
         <w:pStyle w:val="Heading2"/>
       </w:pPr>
       <w:r>
-        <w:t>2.4 ISSUE: $get() on %DynamicObject Properties Throws &lt;INVALID CLASS&gt;</w:t>
+        <w:t>2.5 ISSUE: $get() on %DynamicObject Properties Throws &lt;INVALID CLASS&gt;</w:t>
       </w:r>
     </w:p>
     <w:p>
@@ -187,7 +230,7 @@
         <w:pStyle w:val="Heading2"/>
       </w:pPr>
       <w:r>
-        <w:t>2.5 ISSUE: CSP UseSession Deadlock on REST Endpoints</w:t>
+        <w:t>2.6 ISSUE: CSP UseSession Deadlock on REST Endpoints</w:t>
       </w:r>
     </w:p>
     <w:p>
@@ -210,7 +253,7 @@
         <w:pStyle w:val="Heading2"/>
       </w:pPr>
       <w:r>
-        <w:t>2.6 ISSUE: %OpenId Returns Stale Data in Cross-Process Polling</w:t>
+        <w:t>2.7 ISSUE: %OpenId Returns Stale Data in Cross-Process Polling</w:t>
       </w:r>
     </w:p>
     <w:p>
@@ -600,7 +643,7 @@
         <w:pStyle w:val="Heading2"/>
       </w:pPr>
       <w:r>
-        <w:t>5.2 Strategy 1: ToolFilter Policy (saved ~3K tokens per request)</w:t>
+        <w:t>5.2 Strategy 1: ToolFilter Policy (saved ~5K tokens per request)</w:t>
       </w:r>
     </w:p>
     <w:p>
@@ -628,7 +671,7 @@
     </w:p>
     <w:p>
       <w:r>
-        <w:t>Early tool descriptions were verbose explanations. We rewrote them as imperative contracts: verb, scope, side effects, expected inputs. The concise versions convey the same information in 80% fewer tokens. Multiply by 42 tools and the savings are significant.</w:t>
+        <w:t>Early tool descriptions were verbose explanations. We rewrote them as imperative contracts: verb, scope, side effects, expected inputs. The concise versions convey the same information in 80% fewer tokens.</w:t>
       </w:r>
     </w:p>
     <w:p>
@@ -1041,7 +1084,7 @@
     </w:p>
     <w:p>
       <w:r>
-        <w:t>The most powerful architectural insight for the Transformation and Mapping Catalog was that SDA3 is the universal pivot format in IRIS for Health. Every external format (HL7 v2, FHIR R4, CDA, X12) maps through SDA3. This means field-level mappings can be pre-computed as a three-column join: Source -&gt; SDA3 -&gt; Target. Any format pair can be traced by chaining two half-maps through SDA3.</w:t>
+        <w:t>The most powerful architectural insight for the Transformation and Mapping Catalog was that SDA3 is the universal pivot format in IRIS for Health. Every external format (HL7 v2, FHIR R4, CDA, X12) maps through SDA3. This means field-level mappings can be pre-computed as a three-column join: Source -&gt; SDA3 -&gt; Target.</w:t>
       </w:r>
     </w:p>
     <w:p>
@@ -1133,7 +1176,7 @@
     </w:p>
     <w:p>
       <w:r>
-        <w:t>The 'class-as-data' model created a tension between shipped defaults and user customizations. IPM zpm load recompiles shipped classes, overwriting manual edits. The overlay pattern resolves this: shipped class parameters define defaults, override tables store user edits, at build time the overlay merges overrides on top, and 'Reset to defaults' deletes the row.</w:t>
+        <w:t>The 'class-as-data' model created a tension between shipped defaults and user customizations. IPM zpm load recompiles shipped classes, overwriting manual edits. The overlay pattern resolves this: shipped class parameters define defaults, override tables store AI Hub Admin edits, at build time the overlay merges overrides on top, and 'Reset to defaults' deletes the row.</w:t>
       </w:r>
     </w:p>
     <w:p>
@@ -1277,7 +1320,7 @@
               <w:rPr>
                 <w:sz w:val="20"/>
               </w:rPr>
-              <w:t>Eliminates need for Skill.Base workaround</w:t>
+              <w:t>Eliminates need for Skill.Base extension</w:t>
             </w:r>
           </w:p>
         </w:tc>

--- a/docs/03_Lessons_Learned.docx
+++ b/docs/03_Lessons_Learned.docx
@@ -46,7 +46,7 @@
           <w:color w:val="999999"/>
           <w:sz w:val="20"/>
         </w:rPr>
-        <w:t>Version 2.0 | May 2026 | InterSystems AI Hub</w:t>
+        <w:t>Version 3.0 | May 2026 | InterSystems AI Hub</w:t>
       </w:r>
     </w:p>
     <w:p>

--- a/docs/03_Lessons_Learned.docx
+++ b/docs/03_Lessons_Learned.docx
@@ -110,7 +110,7 @@
     </w:p>
     <w:p>
       <w:r>
-        <w:t>Extension: Created AgenticInterop.Skill.Base that overrides %OnNew to serialize the DynamicObject to a JSON string before the $ZF call using literal macro values (IrisLLMLibrary=1042, LLMBUILDSKILLFROMJSON=66). All 12 skills extend this base class instead of %AI.Agent.Skill directly.</w:t>
+        <w:t>Extension: Created AgenticInterop.Skill.Base that overrides %OnNew to serialize the DynamicObject to a JSON string before the $ZF call using literal macro values (IrisLLMLibrary=1042, LLMBUILDSKILLFROMJSON=66). All 15 domain skills extend this base class instead of %AI.Agent.Skill directly.</w:t>
       </w:r>
     </w:p>
     <w:p>
@@ -171,7 +171,7 @@
     </w:p>
     <w:p>
       <w:r>
-        <w:t>Extension: AgenticInterop.Policy.ToolFilter strips framework-default tools before each LLM call, reducing the catalog from 57 to 42 tools.</w:t>
+        <w:t>Extension: AgenticInterop.Policy.ToolFilter strips framework-default tools before each LLM call, leaving only the 118 healthcare-specific tools.</w:t>
       </w:r>
     </w:p>
     <w:p>
